--- a/KULLANIM_KILAVUZU.docx
+++ b/KULLANIM_KILAVUZU.docx
@@ -4703,16 +4703,32 @@
         <w:pStyle w:val="ListBullet"/>
       </w:pPr>
       <w:r>
+        <w:t>Açınım (adet) *: Bir tabakadan kaç adet kutu çıkacağı — tek bir sayı (örn: 2). (Eski 'Açınım EN/BOY' ve 'Tabaka Başı Kutu' alanları kaldırıldı, yerine bu tek alan geldi.)</w:t>
+      </w:r>
+    </w:p>
+    <w:p>
+      <w:pPr>
+        <w:pStyle w:val="ListBullet"/>
+      </w:pPr>
+      <w:r>
+        <w:t>Tabaka Adedi *: Toplam kaç tabaka kesilecek?</w:t>
+      </w:r>
+    </w:p>
+    <w:p>
+      <w:pPr>
+        <w:pStyle w:val="ListBullet"/>
+      </w:pPr>
+      <w:r>
+        <w:t>Sipariş Miktarı (otomatik — mavi zemin): Tabaka Adedi × Açınım, kendiliğinden hesaplanır.</w:t>
+      </w:r>
+    </w:p>
+    <w:p/>
+    <w:p>
+      <w:r>
         <w:rPr>
           <w:b/>
         </w:rPr>
-        <w:t>Açınım EN/BOY (mm)</w:t>
-      </w:r>
-      <w:r>
-        <w:rPr>
-          <w:b w:val="0"/>
-        </w:rPr>
-        <w:t>: Ürünün açılmış halinin ölçüleri. (Bıçak dosyasından bakarsınız.)</w:t>
+        <w:t>Grup: Malzeme</w:t>
       </w:r>
     </w:p>
     <w:p>
@@ -4723,13 +4739,73 @@
         <w:rPr>
           <w:b/>
         </w:rPr>
-        <w:t>Tabaka Başı Kutu</w:t>
-      </w:r>
-      <w:r>
-        <w:rPr>
-          <w:b w:val="0"/>
-        </w:rPr>
-        <w:t xml:space="preserve"> *: Bir tabakadan kaç adet kutu çıkacak? Bıçak dizgisinde belli olur (örn: 12).</w:t>
+        <w:t>Karton Cinsi</w:t>
+      </w:r>
+      <w:r>
+        <w:rPr>
+          <w:b w:val="0"/>
+        </w:rPr>
+        <w:t>: Dropdown'dan seçin. Sık kullanılanlar:</w:t>
+      </w:r>
+    </w:p>
+    <w:p>
+      <w:r>
+        <w:rPr>
+          <w:b w:val="0"/>
+        </w:rPr>
+        <w:t xml:space="preserve">  - </w:t>
+      </w:r>
+      <w:r>
+        <w:rPr>
+          <w:b/>
+        </w:rPr>
+        <w:t>Kuşesiz Kroma</w:t>
+      </w:r>
+      <w:r>
+        <w:rPr>
+          <w:b w:val="0"/>
+        </w:rPr>
+        <w:t>: Standart baskı için</w:t>
+      </w:r>
+    </w:p>
+    <w:p>
+      <w:r>
+        <w:rPr>
+          <w:b w:val="0"/>
+        </w:rPr>
+        <w:t xml:space="preserve">  - </w:t>
+      </w:r>
+      <w:r>
+        <w:rPr>
+          <w:b/>
+        </w:rPr>
+        <w:t>Bristol</w:t>
+      </w:r>
+      <w:r>
+        <w:rPr>
+          <w:b w:val="0"/>
+        </w:rPr>
+        <w:t>: Sert, yapı malzemesi</w:t>
+      </w:r>
+    </w:p>
+    <w:p>
+      <w:r>
+        <w:rPr>
+          <w:b w:val="0"/>
+        </w:rPr>
+        <w:t xml:space="preserve">  - </w:t>
+      </w:r>
+      <w:r>
+        <w:rPr>
+          <w:b/>
+        </w:rPr>
+        <w:t>Kroma</w:t>
+      </w:r>
+      <w:r>
+        <w:rPr>
+          <w:b w:val="0"/>
+        </w:rPr>
+        <w:t>: Genel</w:t>
       </w:r>
     </w:p>
     <w:p>
@@ -4740,13 +4816,46 @@
         <w:rPr>
           <w:b/>
         </w:rPr>
-        <w:t>Tabaka Adedi</w:t>
-      </w:r>
-      <w:r>
-        <w:rPr>
-          <w:b w:val="0"/>
-        </w:rPr>
-        <w:t>: Toplam kaç tabaka kesilecek? (Sipariş miktarı / tabaka başı kutu)</w:t>
+        <w:t>Gramaj</w:t>
+      </w:r>
+      <w:r>
+        <w:rPr>
+          <w:b w:val="0"/>
+        </w:rPr>
+        <w:t>: 160, 180, 200, 250, 300, 350, 400, 450 g/m² seçeneklerinden ihtiyacı seçin. Kalın kutular için 350+.</w:t>
+      </w:r>
+    </w:p>
+    <w:p>
+      <w:pPr>
+        <w:pStyle w:val="ListBullet"/>
+      </w:pPr>
+      <w:r>
+        <w:rPr>
+          <w:b/>
+        </w:rPr>
+        <w:t>Karton TL/m²</w:t>
+      </w:r>
+      <w:r>
+        <w:rPr>
+          <w:b w:val="0"/>
+        </w:rPr>
+        <w:t>: Güncel karton fiyatı (kağıt deposundan günlük). Örnek: 18,50</w:t>
+      </w:r>
+    </w:p>
+    <w:p>
+      <w:pPr>
+        <w:pStyle w:val="ListBullet"/>
+      </w:pPr>
+      <w:r>
+        <w:t>Oluklu TL/m²: Seçtiğiniz oluklunun m² fiyatı. Oluklu yoksa boş/0 bırakın.</w:t>
+      </w:r>
+    </w:p>
+    <w:p>
+      <w:pPr>
+        <w:pStyle w:val="ListBullet"/>
+      </w:pPr>
+      <w:r>
+        <w:t>Oluklu Cinsi: Çift duvarlı (oluklu) yapıyorsanız dropdown'dan oluklu kaliteyi seçin. (Eski 'Ondüle TL/m²' yerine geldi.)</w:t>
       </w:r>
     </w:p>
     <w:p/>
@@ -4755,7 +4864,7 @@
         <w:rPr>
           <w:b/>
         </w:rPr>
-        <w:t>Grup: Malzeme</w:t>
+        <w:t>Grup: Baskı</w:t>
       </w:r>
     </w:p>
     <w:p>
@@ -4766,73 +4875,143 @@
         <w:rPr>
           <w:b/>
         </w:rPr>
-        <w:t>Karton Cinsi</w:t>
-      </w:r>
-      <w:r>
-        <w:rPr>
-          <w:b w:val="0"/>
-        </w:rPr>
-        <w:t>: Dropdown'dan seçin. Sık kullanılanlar:</w:t>
-      </w:r>
-    </w:p>
-    <w:p>
-      <w:r>
-        <w:rPr>
-          <w:b w:val="0"/>
-        </w:rPr>
-        <w:t xml:space="preserve">  - </w:t>
-      </w:r>
+        <w:t>Baskı Türü</w:t>
+      </w:r>
+      <w:r>
+        <w:rPr>
+          <w:b w:val="0"/>
+        </w:rPr>
+        <w:t>: Roland 700 veya Roland 800. (Daha büyük tabaka için 800.)</w:t>
+      </w:r>
+    </w:p>
+    <w:p>
+      <w:pPr>
+        <w:pStyle w:val="ListBullet"/>
+      </w:pPr>
       <w:r>
         <w:rPr>
           <w:b/>
         </w:rPr>
-        <w:t>Kuşesiz Kroma</w:t>
-      </w:r>
-      <w:r>
-        <w:rPr>
-          <w:b w:val="0"/>
-        </w:rPr>
-        <w:t>: Standart baskı için</w:t>
-      </w:r>
-    </w:p>
-    <w:p>
-      <w:r>
-        <w:rPr>
-          <w:b w:val="0"/>
-        </w:rPr>
-        <w:t xml:space="preserve">  - </w:t>
-      </w:r>
+        <w:t>Renk Sayısı</w:t>
+      </w:r>
+      <w:r>
+        <w:rPr>
+          <w:b w:val="0"/>
+        </w:rPr>
+        <w:t>: 0–6 arası sayı. CMYK 4 renktir, ekstra spot eklerseniz 5–6.</w:t>
+      </w:r>
+    </w:p>
+    <w:p>
+      <w:pPr>
+        <w:pStyle w:val="ListBullet"/>
+      </w:pPr>
+      <w:r>
+        <w:t>Renk Seçimi: Renk sayısı kadar rengi paletten seçin (CMYK + 4 renkte Cyan/Magenta/Sarı/Siyah otomatik gelir).</w:t>
+      </w:r>
+    </w:p>
+    <w:p>
+      <w:pPr>
+        <w:pStyle w:val="ListBullet"/>
+      </w:pPr>
+      <w:r>
+        <w:t>Geçiş Çarpanı (opsiyonel): Boş bırakırsanız renk sayısına göre tablodan otomatik gelir; gerekirse elle değiştirin.</w:t>
+      </w:r>
+    </w:p>
+    <w:p>
+      <w:pPr>
+        <w:pStyle w:val="ListBullet"/>
+      </w:pPr>
+      <w:r>
+        <w:t>Baskı Kalıp TL: Kalıp ücreti — kalıp gideri BURADA girilir (Sevkiyat'ta ayrıca yok).</w:t>
+      </w:r>
+    </w:p>
+    <w:p>
+      <w:pPr>
+        <w:pStyle w:val="ListBullet"/>
+      </w:pPr>
       <w:r>
         <w:rPr>
           <w:b/>
         </w:rPr>
-        <w:t>Bristol</w:t>
-      </w:r>
-      <w:r>
-        <w:rPr>
-          <w:b w:val="0"/>
-        </w:rPr>
-        <w:t>: Sert, yapı malzemesi</w:t>
-      </w:r>
-    </w:p>
-    <w:p>
-      <w:r>
-        <w:rPr>
-          <w:b w:val="0"/>
-        </w:rPr>
-        <w:t xml:space="preserve">  - </w:t>
-      </w:r>
+        <w:t>Boya TL</w:t>
+      </w:r>
+      <w:r>
+        <w:rPr>
+          <w:b w:val="0"/>
+        </w:rPr>
+        <w:t>: Boya/mürekkep ek masraf varsa.</w:t>
+      </w:r>
+    </w:p>
+    <w:p>
+      <w:pPr>
+        <w:pStyle w:val="ListBullet"/>
+      </w:pPr>
+      <w:r>
+        <w:t>Baskı Adedi (otomatik — mavi zemin): Tabaka Adedi ile aynı.</w:t>
+      </w:r>
+    </w:p>
+    <w:p>
+      <w:pPr>
+        <w:pStyle w:val="ListBullet"/>
+      </w:pPr>
+      <w:r>
+        <w:t>Ek Geçiş Adedi (otomatik — mavi zemin): Baskı adedi 3000'in üstündeyse fark otomatik (3000'e kadar 0).</w:t>
+      </w:r>
+    </w:p>
+    <w:p/>
+    <w:p>
+      <w:r>
+        <w:t>Grup: Kesim, Yapıştırma &amp; İlave İşlemler</w:t>
+      </w:r>
+    </w:p>
+    <w:p>
+      <w:pPr>
+        <w:pStyle w:val="ListBullet"/>
+      </w:pPr>
+      <w:r>
+        <w:t>Kesim TL (tabaka başına): Tabaka başına sabit kesim ücreti (örn: 2,25). Kesim yoksa boş bırakın.</w:t>
+      </w:r>
+    </w:p>
+    <w:p>
+      <w:pPr>
+        <w:pStyle w:val="ListBullet"/>
+      </w:pPr>
+      <w:r>
+        <w:t>Yapıştırma TL/adet: Kutu başına yapıştırma ücreti (örn: 0,85). Yoksa boş bırakın.</w:t>
+      </w:r>
+    </w:p>
+    <w:p>
+      <w:pPr>
+        <w:pStyle w:val="ListBullet"/>
+      </w:pPr>
+      <w:r>
+        <w:t>Lak / Sıvama vb. &amp; Fiyatları: İşlemi işaretleyip yanına TL/m² fiyatını yazın (elle girilir, müdahaleye açık). Eski Lak/Sıvama kutucukları kaldırıldı; hepsi burada.</w:t>
+      </w:r>
+    </w:p>
+    <w:p>
+      <w:pPr>
+        <w:pStyle w:val="ListBullet"/>
+      </w:pPr>
       <w:r>
         <w:rPr>
           <w:b/>
         </w:rPr>
-        <w:t>Kroma</w:t>
-      </w:r>
-      <w:r>
-        <w:rPr>
-          <w:b w:val="0"/>
-        </w:rPr>
-        <w:t>: Genel</w:t>
+        <w:t>Eklenti</w:t>
+      </w:r>
+      <w:r>
+        <w:rPr>
+          <w:b w:val="0"/>
+        </w:rPr>
+        <w:t>: KILITLI / YAPISTIRMA / DIKIS / YOK</w:t>
+      </w:r>
+    </w:p>
+    <w:p/>
+    <w:p>
+      <w:r>
+        <w:rPr>
+          <w:b/>
+        </w:rPr>
+        <w:t>Grup: Sevkiyat &amp; Diğer</w:t>
       </w:r>
     </w:p>
     <w:p>
@@ -4843,13 +5022,13 @@
         <w:rPr>
           <w:b/>
         </w:rPr>
-        <w:t>Gramaj</w:t>
-      </w:r>
-      <w:r>
-        <w:rPr>
-          <w:b w:val="0"/>
-        </w:rPr>
-        <w:t>: 160, 180, 200, 250, 300, 350, 400, 450 g/m² seçeneklerinden ihtiyacı seçin. Kalın kutular için 350+.</w:t>
+        <w:t>Ambalaj Şekli</w:t>
+      </w:r>
+      <w:r>
+        <w:rPr>
+          <w:b w:val="0"/>
+        </w:rPr>
+        <w:t>: Shrinkli mi, dökme mi, paletli mi?</w:t>
       </w:r>
     </w:p>
     <w:p>
@@ -4860,13 +5039,13 @@
         <w:rPr>
           <w:b/>
         </w:rPr>
-        <w:t>Karton TL/m²</w:t>
-      </w:r>
-      <w:r>
-        <w:rPr>
-          <w:b w:val="0"/>
-        </w:rPr>
-        <w:t>: Güncel karton fiyatı (kağıt deposundan günlük). Örnek: 18,50</w:t>
+        <w:t>Grafik</w:t>
+      </w:r>
+      <w:r>
+        <w:rPr>
+          <w:b w:val="0"/>
+        </w:rPr>
+        <w:t>: Kalıp var mı (Eski iş tekrarı), Yeni çalışma mı, PDF mevcut mu?</w:t>
       </w:r>
     </w:p>
     <w:p>
@@ -4874,25 +5053,134 @@
         <w:pStyle w:val="ListBullet"/>
       </w:pPr>
       <w:r>
+        <w:t>Diğer Gider: Tasarım, prova vs. (Kalıp Gideri buradan kaldırıldı — Baskı bölümündeki 'Baskı Kalıp TL' alanına girilir.)</w:t>
+      </w:r>
+    </w:p>
+    <w:p>
+      <w:pPr>
+        <w:pStyle w:val="ListBullet"/>
+      </w:pPr>
+      <w:r>
+        <w:t>Kâr Oranı: Yüzde alanıdır — 20 yazarsanız %20 demektir (varsayılan 20). 15 → %15, 30 → %30.</w:t>
+      </w:r>
+    </w:p>
+    <w:p>
+      <w:pPr>
+        <w:pStyle w:val="ListBullet"/>
+      </w:pPr>
+      <w:r>
+        <w:t>Açıklama (form en altında): Yalnızca sipariş formunda görünür, müşteriye giden proformaya yazılmaz. İç/üretim notları için kullanın.</w:t>
+      </w:r>
+    </w:p>
+    <w:p/>
+    <w:p>
+      <w:r>
+        <w:rPr>
+          <w:b w:val="0"/>
+        </w:rPr>
+        <w:t>##### 5B) Flekso Kutu için doldurulacaklar:</w:t>
+      </w:r>
+    </w:p>
+    <w:p/>
+    <w:p>
+      <w:r>
+        <w:rPr>
+          <w:b w:val="0"/>
+        </w:rPr>
+        <w:t>Daha az alan vardır (flekso daha basit):</w:t>
+      </w:r>
+    </w:p>
+    <w:p>
+      <w:pPr>
+        <w:pStyle w:val="ListBullet"/>
+      </w:pPr>
+      <w:r>
+        <w:t>Levha EN/BOY, Açınım (adet), Tabaka Adedi — Sipariş Miktarı otomatik (Tabaka Adedi × Açınım)</w:t>
+      </w:r>
+    </w:p>
+    <w:p>
+      <w:pPr>
+        <w:pStyle w:val="ListBullet"/>
+      </w:pPr>
+      <w:r>
         <w:rPr>
           <w:b/>
         </w:rPr>
-        <w:t>Ondüle TL/m²</w:t>
-      </w:r>
-      <w:r>
-        <w:rPr>
-          <w:b w:val="0"/>
-        </w:rPr>
-        <w:t>: Eğer çift duvarlı yapıyorsanız ondüle astar fiyatı. Yoksa 0 bırakın.</w:t>
+        <w:t>Oluklu Kalite</w:t>
+      </w:r>
+      <w:r>
+        <w:rPr>
+          <w:b w:val="0"/>
+        </w:rPr>
+        <w:t>: Dropdown'dan seçin (B120/S080/T090-B gibi kompozit kodlar).</w:t>
+      </w:r>
+    </w:p>
+    <w:p>
+      <w:pPr>
+        <w:pStyle w:val="ListBullet"/>
+      </w:pPr>
+      <w:r>
+        <w:rPr>
+          <w:b/>
+        </w:rPr>
+        <w:t>Safya TL/m²</w:t>
+      </w:r>
+      <w:r>
+        <w:rPr>
+          <w:b w:val="0"/>
+        </w:rPr>
+        <w:t>: Birim levha fiyatı.</w:t>
+      </w:r>
+    </w:p>
+    <w:p>
+      <w:pPr>
+        <w:pStyle w:val="ListBullet"/>
+      </w:pPr>
+      <w:r>
+        <w:t>Renk Sayısı + Renk Seçimi; Baskı+Kesim TL, Kesim TL, Yapıştırma TL/adet — seçmediğiniz işlem 0 sayılır (girilmemiş maliyet eklenmez).</w:t>
+      </w:r>
+    </w:p>
+    <w:p>
+      <w:pPr>
+        <w:pStyle w:val="ListBullet"/>
+      </w:pPr>
+      <w:r>
+        <w:t>Sevkiyat / Kalıp Gideri / Diğer Gider / Kâr Oranı: Aynı.</w:t>
       </w:r>
     </w:p>
     <w:p/>
     <w:p>
       <w:r>
         <w:rPr>
+          <w:b w:val="0"/>
+        </w:rPr>
+        <w:t>##### 5C) Koli için doldurulacaklar:</w:t>
+      </w:r>
+    </w:p>
+    <w:p/>
+    <w:p>
+      <w:r>
+        <w:rPr>
+          <w:b w:val="0"/>
+        </w:rPr>
+        <w:t>En sade form:</w:t>
+      </w:r>
+    </w:p>
+    <w:p>
+      <w:pPr>
+        <w:pStyle w:val="ListBullet"/>
+      </w:pPr>
+      <w:r>
+        <w:rPr>
           <w:b/>
         </w:rPr>
-        <w:t>Grup: Baskı</w:t>
+        <w:t>Boy / En / Yükseklik (mm)</w:t>
+      </w:r>
+      <w:r>
+        <w:rPr>
+          <w:b w:val="0"/>
+        </w:rPr>
+        <w:t xml:space="preserve"> — koli iç ölçüleri</w:t>
       </w:r>
     </w:p>
     <w:p>
@@ -4900,16 +5188,24 @@
         <w:pStyle w:val="ListBullet"/>
       </w:pPr>
       <w:r>
+        <w:t>Sipariş Miktarı — kaç adet? (Alttaki 'Adet' bu değere bağlanır.)</w:t>
+      </w:r>
+    </w:p>
+    <w:p>
+      <w:pPr>
+        <w:pStyle w:val="ListBullet"/>
+      </w:pPr>
+      <w:r>
         <w:rPr>
           <w:b/>
         </w:rPr>
-        <w:t>Baskı Türü</w:t>
-      </w:r>
-      <w:r>
-        <w:rPr>
-          <w:b w:val="0"/>
-        </w:rPr>
-        <w:t>: Roland 700 veya Roland 800. (Daha büyük tabaka için 800.)</w:t>
+        <w:t>Oluklu Kalite</w:t>
+      </w:r>
+      <w:r>
+        <w:rPr>
+          <w:b w:val="0"/>
+        </w:rPr>
+        <w:t xml:space="preserve"> *: Mutlaka seçin.</w:t>
       </w:r>
     </w:p>
     <w:p>
@@ -4920,13 +5216,19 @@
         <w:rPr>
           <w:b/>
         </w:rPr>
-        <w:t>Renk Sayısı</w:t>
-      </w:r>
-      <w:r>
-        <w:rPr>
-          <w:b w:val="0"/>
-        </w:rPr>
-        <w:t>: 0–6 arası sayı. CMYK 4 renktir, ekstra spot eklerseniz 5–6.</w:t>
+        <w:t>Levha EN/BOY</w:t>
+      </w:r>
+      <w:r>
+        <w:rPr>
+          <w:b w:val="0"/>
+        </w:rPr>
+        <w:t xml:space="preserve">, </w:t>
+      </w:r>
+      <w:r>
+        <w:rPr>
+          <w:b/>
+        </w:rPr>
+        <w:t>Safya TL/m²</w:t>
       </w:r>
     </w:p>
     <w:p>
@@ -4934,16 +5236,24 @@
         <w:pStyle w:val="ListBullet"/>
       </w:pPr>
       <w:r>
+        <w:t>Baskı Durumu: Baskılı / Baskısız (sadeleştirildi). Renk Sayısı + Baskı Renkleri (paletten seçim).</w:t>
+      </w:r>
+    </w:p>
+    <w:p>
+      <w:pPr>
+        <w:pStyle w:val="ListBullet"/>
+      </w:pPr>
+      <w:r>
         <w:rPr>
           <w:b/>
         </w:rPr>
-        <w:t>Geçiş Sayısı</w:t>
-      </w:r>
-      <w:r>
-        <w:rPr>
-          <w:b w:val="0"/>
-        </w:rPr>
-        <w:t>: 1 (tek geçiş, normal) veya 2 (çift geçiş, kaplama gerekirse).</w:t>
+        <w:t>Eklenti</w:t>
+      </w:r>
+      <w:r>
+        <w:rPr>
+          <w:b w:val="0"/>
+        </w:rPr>
+        <w:t>: YAPISTIRMA veya DIKIS</w:t>
       </w:r>
     </w:p>
     <w:p>
@@ -4951,16 +5261,7 @@
         <w:pStyle w:val="ListBullet"/>
       </w:pPr>
       <w:r>
-        <w:rPr>
-          <w:b/>
-        </w:rPr>
-        <w:t>Baskı Kalıp TL</w:t>
-      </w:r>
-      <w:r>
-        <w:rPr>
-          <w:b w:val="0"/>
-        </w:rPr>
-        <w:t>: Müşteriye kestiğiniz kalıp parası (örn: 850).</w:t>
+        <w:t>Dikiş Fiyatı (TL): Toplam dikiş ücreti (tek rakam). Yapıştırma seçtiyseniz 0. (Eski 'Dikiş Adedi × birim' yerine doğrudan fiyat.)</w:t>
       </w:r>
     </w:p>
     <w:p>
@@ -4968,480 +5269,7 @@
         <w:pStyle w:val="ListBullet"/>
       </w:pPr>
       <w:r>
-        <w:rPr>
-          <w:b/>
-        </w:rPr>
-        <w:t>Boya TL</w:t>
-      </w:r>
-      <w:r>
-        <w:rPr>
-          <w:b w:val="0"/>
-        </w:rPr>
-        <w:t>: Boya/mürekkep ek masraf varsa.</w:t>
-      </w:r>
-    </w:p>
-    <w:p>
-      <w:pPr>
-        <w:pStyle w:val="ListBullet"/>
-      </w:pPr>
-      <w:r>
-        <w:rPr>
-          <w:b/>
-        </w:rPr>
-        <w:t>Baskı Adedi</w:t>
-      </w:r>
-      <w:r>
-        <w:rPr>
-          <w:b w:val="0"/>
-        </w:rPr>
-        <w:t>: Genelde sipariş miktarı ile aynı. Bilmiyorsanız tabaka adedi × kutu/tabaka.</w:t>
-      </w:r>
-    </w:p>
-    <w:p/>
-    <w:p>
-      <w:r>
-        <w:rPr>
-          <w:b/>
-        </w:rPr>
-        <w:t>Grup: Baskı Sonrası</w:t>
-      </w:r>
-    </w:p>
-    <w:p>
-      <w:pPr>
-        <w:pStyle w:val="ListBullet"/>
-      </w:pPr>
-      <w:r>
-        <w:rPr>
-          <w:b/>
-        </w:rPr>
-        <w:t>Lak</w:t>
-      </w:r>
-      <w:r>
-        <w:rPr>
-          <w:b w:val="0"/>
-        </w:rPr>
-        <w:t xml:space="preserve"> kutusu: Lak istiyorsanız işaretleyin → otomatik fiyat eklenir.</w:t>
-      </w:r>
-    </w:p>
-    <w:p>
-      <w:pPr>
-        <w:pStyle w:val="ListBullet"/>
-      </w:pPr>
-      <w:r>
-        <w:rPr>
-          <w:b/>
-        </w:rPr>
-        <w:t>Sıvama</w:t>
-      </w:r>
-      <w:r>
-        <w:rPr>
-          <w:b w:val="0"/>
-        </w:rPr>
-        <w:t xml:space="preserve"> kutusu: Sıvama istiyorsanız işaretleyin.</w:t>
-      </w:r>
-    </w:p>
-    <w:p>
-      <w:pPr>
-        <w:pStyle w:val="ListBullet"/>
-      </w:pPr>
-      <w:r>
-        <w:rPr>
-          <w:b/>
-        </w:rPr>
-        <w:t>İlave İşlemler</w:t>
-      </w:r>
-      <w:r>
-        <w:rPr>
-          <w:b w:val="0"/>
-        </w:rPr>
-        <w:t>: Etiketlerden seçin (mat selefon, UV lak, gofre, pencere kesim vs.). Birden fazla seçilebilir.</w:t>
-      </w:r>
-    </w:p>
-    <w:p>
-      <w:pPr>
-        <w:pStyle w:val="ListBullet"/>
-      </w:pPr>
-      <w:r>
-        <w:rPr>
-          <w:b/>
-        </w:rPr>
-        <w:t>Eklenti</w:t>
-      </w:r>
-      <w:r>
-        <w:rPr>
-          <w:b w:val="0"/>
-        </w:rPr>
-        <w:t>: KILITLI / YAPISTIRMA / DIKIS / YOK</w:t>
-      </w:r>
-    </w:p>
-    <w:p/>
-    <w:p>
-      <w:r>
-        <w:rPr>
-          <w:b/>
-        </w:rPr>
-        <w:t>Grup: Sevkiyat &amp; Diğer</w:t>
-      </w:r>
-    </w:p>
-    <w:p>
-      <w:pPr>
-        <w:pStyle w:val="ListBullet"/>
-      </w:pPr>
-      <w:r>
-        <w:rPr>
-          <w:b/>
-        </w:rPr>
-        <w:t>Ambalaj Şekli</w:t>
-      </w:r>
-      <w:r>
-        <w:rPr>
-          <w:b w:val="0"/>
-        </w:rPr>
-        <w:t>: Shrinkli mi, dökme mi, paletli mi?</w:t>
-      </w:r>
-    </w:p>
-    <w:p>
-      <w:pPr>
-        <w:pStyle w:val="ListBullet"/>
-      </w:pPr>
-      <w:r>
-        <w:rPr>
-          <w:b/>
-        </w:rPr>
-        <w:t>Grafik</w:t>
-      </w:r>
-      <w:r>
-        <w:rPr>
-          <w:b w:val="0"/>
-        </w:rPr>
-        <w:t>: Kalıp var mı (Eski iş tekrarı), Yeni çalışma mı, PDF mevcut mu?</w:t>
-      </w:r>
-    </w:p>
-    <w:p>
-      <w:pPr>
-        <w:pStyle w:val="ListBullet"/>
-      </w:pPr>
-      <w:r>
-        <w:rPr>
-          <w:b/>
-        </w:rPr>
-        <w:t>Kalıp Gideri</w:t>
-      </w:r>
-      <w:r>
-        <w:rPr>
-          <w:b w:val="0"/>
-        </w:rPr>
-        <w:t>: Yeni kalıp masrafı varsa toplam TL.</w:t>
-      </w:r>
-    </w:p>
-    <w:p>
-      <w:pPr>
-        <w:pStyle w:val="ListBullet"/>
-      </w:pPr>
-      <w:r>
-        <w:rPr>
-          <w:b/>
-        </w:rPr>
-        <w:t>Diğer Gider</w:t>
-      </w:r>
-      <w:r>
-        <w:rPr>
-          <w:b w:val="0"/>
-        </w:rPr>
-        <w:t>: Tasarım, prova, vs.</w:t>
-      </w:r>
-    </w:p>
-    <w:p>
-      <w:pPr>
-        <w:pStyle w:val="ListBullet"/>
-      </w:pPr>
-      <w:r>
-        <w:rPr>
-          <w:b/>
-        </w:rPr>
-        <w:t>Kâr Oranı</w:t>
-      </w:r>
-      <w:r>
-        <w:rPr>
-          <w:b w:val="0"/>
-        </w:rPr>
-        <w:t xml:space="preserve">: Varsayılan </w:t>
-      </w:r>
-      <w:r>
-        <w:rPr>
-          <w:b/>
-        </w:rPr>
-        <w:t>0.20 (%20)</w:t>
-      </w:r>
-      <w:r>
-        <w:rPr>
-          <w:b w:val="0"/>
-        </w:rPr>
-        <w:t>. İstediğinize ayarlayın (0.15 = %15, 0.30 = %30 vs.)</w:t>
-      </w:r>
-    </w:p>
-    <w:p/>
-    <w:p>
-      <w:r>
-        <w:rPr>
-          <w:b w:val="0"/>
-        </w:rPr>
-        <w:t>##### 5B) Flekso Kutu için doldurulacaklar:</w:t>
-      </w:r>
-    </w:p>
-    <w:p/>
-    <w:p>
-      <w:r>
-        <w:rPr>
-          <w:b w:val="0"/>
-        </w:rPr>
-        <w:t>Daha az alan vardır (flekso daha basit):</w:t>
-      </w:r>
-    </w:p>
-    <w:p>
-      <w:pPr>
-        <w:pStyle w:val="ListBullet"/>
-      </w:pPr>
-      <w:r>
-        <w:rPr>
-          <w:b/>
-        </w:rPr>
-        <w:t>Levha EN/BOY</w:t>
-      </w:r>
-      <w:r>
-        <w:rPr>
-          <w:b w:val="0"/>
-        </w:rPr>
-        <w:t xml:space="preserve">, </w:t>
-      </w:r>
-      <w:r>
-        <w:rPr>
-          <w:b/>
-        </w:rPr>
-        <w:t>Tabaka Başı Kutu</w:t>
-      </w:r>
-      <w:r>
-        <w:rPr>
-          <w:b w:val="0"/>
-        </w:rPr>
-        <w:t xml:space="preserve">, </w:t>
-      </w:r>
-      <w:r>
-        <w:rPr>
-          <w:b/>
-        </w:rPr>
-        <w:t>Tabaka Adedi</w:t>
-      </w:r>
-    </w:p>
-    <w:p>
-      <w:pPr>
-        <w:pStyle w:val="ListBullet"/>
-      </w:pPr>
-      <w:r>
-        <w:rPr>
-          <w:b/>
-        </w:rPr>
-        <w:t>Oluklu Kalite</w:t>
-      </w:r>
-      <w:r>
-        <w:rPr>
-          <w:b w:val="0"/>
-        </w:rPr>
-        <w:t>: Dropdown'dan seçin (B120/S080/T090-B gibi kompozit kodlar).</w:t>
-      </w:r>
-    </w:p>
-    <w:p>
-      <w:pPr>
-        <w:pStyle w:val="ListBullet"/>
-      </w:pPr>
-      <w:r>
-        <w:rPr>
-          <w:b/>
-        </w:rPr>
-        <w:t>Safya TL/m²</w:t>
-      </w:r>
-      <w:r>
-        <w:rPr>
-          <w:b w:val="0"/>
-        </w:rPr>
-        <w:t>: Birim levha fiyatı.</w:t>
-      </w:r>
-    </w:p>
-    <w:p>
-      <w:pPr>
-        <w:pStyle w:val="ListBullet"/>
-      </w:pPr>
-      <w:r>
-        <w:rPr>
-          <w:b/>
-        </w:rPr>
-        <w:t>Renk Sayısı, Baskı+Kesim TL, Kesim TL, Yapıştırma TL</w:t>
-      </w:r>
-      <w:r>
-        <w:rPr>
-          <w:b w:val="0"/>
-        </w:rPr>
-        <w:t>: Ofset'e benzer ama daha sade.</w:t>
-      </w:r>
-    </w:p>
-    <w:p>
-      <w:pPr>
-        <w:pStyle w:val="ListBullet"/>
-      </w:pPr>
-      <w:r>
-        <w:rPr>
-          <w:b/>
-        </w:rPr>
-        <w:t>Sevkiyat / Kalıp Gideri / Kâr Oranı</w:t>
-      </w:r>
-      <w:r>
-        <w:rPr>
-          <w:b w:val="0"/>
-        </w:rPr>
-        <w:t>: Aynı.</w:t>
-      </w:r>
-    </w:p>
-    <w:p/>
-    <w:p>
-      <w:r>
-        <w:rPr>
-          <w:b w:val="0"/>
-        </w:rPr>
-        <w:t>##### 5C) Koli için doldurulacaklar:</w:t>
-      </w:r>
-    </w:p>
-    <w:p/>
-    <w:p>
-      <w:r>
-        <w:rPr>
-          <w:b w:val="0"/>
-        </w:rPr>
-        <w:t>En sade form:</w:t>
-      </w:r>
-    </w:p>
-    <w:p>
-      <w:pPr>
-        <w:pStyle w:val="ListBullet"/>
-      </w:pPr>
-      <w:r>
-        <w:rPr>
-          <w:b/>
-        </w:rPr>
-        <w:t>Boy / En / Yükseklik (mm)</w:t>
-      </w:r>
-      <w:r>
-        <w:rPr>
-          <w:b w:val="0"/>
-        </w:rPr>
-        <w:t xml:space="preserve"> — koli iç ölçüleri</w:t>
-      </w:r>
-    </w:p>
-    <w:p>
-      <w:pPr>
-        <w:pStyle w:val="ListBullet"/>
-      </w:pPr>
-      <w:r>
-        <w:rPr>
-          <w:b/>
-        </w:rPr>
-        <w:t>Sipariş Miktarı</w:t>
-      </w:r>
-      <w:r>
-        <w:rPr>
-          <w:b w:val="0"/>
-        </w:rPr>
-        <w:t xml:space="preserve"> — kaç adet?</w:t>
-      </w:r>
-    </w:p>
-    <w:p>
-      <w:pPr>
-        <w:pStyle w:val="ListBullet"/>
-      </w:pPr>
-      <w:r>
-        <w:rPr>
-          <w:b/>
-        </w:rPr>
-        <w:t>Oluklu Kalite</w:t>
-      </w:r>
-      <w:r>
-        <w:rPr>
-          <w:b w:val="0"/>
-        </w:rPr>
-        <w:t xml:space="preserve"> *: Mutlaka seçin.</w:t>
-      </w:r>
-    </w:p>
-    <w:p>
-      <w:pPr>
-        <w:pStyle w:val="ListBullet"/>
-      </w:pPr>
-      <w:r>
-        <w:rPr>
-          <w:b/>
-        </w:rPr>
-        <w:t>Levha EN/BOY</w:t>
-      </w:r>
-      <w:r>
-        <w:rPr>
-          <w:b w:val="0"/>
-        </w:rPr>
-        <w:t xml:space="preserve">, </w:t>
-      </w:r>
-      <w:r>
-        <w:rPr>
-          <w:b/>
-        </w:rPr>
-        <w:t>Safya TL/m²</w:t>
-      </w:r>
-    </w:p>
-    <w:p>
-      <w:pPr>
-        <w:pStyle w:val="ListBullet"/>
-      </w:pPr>
-      <w:r>
-        <w:rPr>
-          <w:b/>
-        </w:rPr>
-        <w:t>Baskı Türü, Renk Sayısı</w:t>
-      </w:r>
-      <w:r>
-        <w:rPr>
-          <w:b w:val="0"/>
-        </w:rPr>
-        <w:t xml:space="preserve"> (genelde 0–2)</w:t>
-      </w:r>
-    </w:p>
-    <w:p>
-      <w:pPr>
-        <w:pStyle w:val="ListBullet"/>
-      </w:pPr>
-      <w:r>
-        <w:rPr>
-          <w:b/>
-        </w:rPr>
-        <w:t>Eklenti</w:t>
-      </w:r>
-      <w:r>
-        <w:rPr>
-          <w:b w:val="0"/>
-        </w:rPr>
-        <w:t>: YAPISTIRMA veya DIKIS</w:t>
-      </w:r>
-    </w:p>
-    <w:p>
-      <w:pPr>
-        <w:pStyle w:val="ListBullet"/>
-      </w:pPr>
-      <w:r>
-        <w:rPr>
-          <w:b/>
-        </w:rPr>
-        <w:t>Dikiş Adedi</w:t>
-      </w:r>
-      <w:r>
-        <w:rPr>
-          <w:b w:val="0"/>
-        </w:rPr>
-        <w:t>: Dikiş yapacaksanız adet (her dikiş 2.25 TL).</w:t>
+        <w:t>İlave İşlemler &amp; Fiyatları: İşlem seçip yanına TL (koli başına) fiyatını yazın.</w:t>
       </w:r>
     </w:p>
     <w:p>
